--- a/client/public/templates/docx/skarga.docx
+++ b/client/public/templates/docx/skarga.docx
@@ -164,6 +164,45 @@
     </w:p>
     <w:p>
       <w:pPr>
+        <w:jc w:val="right"/>
+        <w:spacing w:after="0" w:before="0"/>
+      </w:pPr>
+      <w:r>
+        <w:rPr>
+          <w:sz w:val="24"/>
+          <w:szCs w:val="24"/>
+        </w:rPr>
+        <w:t xml:space="preserve">{ПОСАДА}</w:t>
+      </w:r>
+    </w:p>
+    <w:p>
+      <w:pPr>
+        <w:jc w:val="right"/>
+        <w:spacing w:after="0" w:before="0"/>
+      </w:pPr>
+      <w:r>
+        <w:rPr>
+          <w:sz w:val="24"/>
+          <w:szCs w:val="24"/>
+        </w:rPr>
+        <w:t xml:space="preserve">військової частини {В/Ч}</w:t>
+      </w:r>
+    </w:p>
+    <w:p>
+      <w:pPr>
+        <w:jc w:val="right"/>
+        <w:spacing w:after="0" w:before="0"/>
+      </w:pPr>
+      <w:r>
+        <w:rPr>
+          <w:sz w:val="24"/>
+          <w:szCs w:val="24"/>
+        </w:rPr>
+        <w:t xml:space="preserve">{ЗВАННЯ}        {Ім'я ПРІЗВИЩЕ}</w:t>
+      </w:r>
+    </w:p>
+    <w:p>
+      <w:pPr>
         <w:jc w:val="left"/>
         <w:spacing w:after="0" w:before="0"/>
       </w:pPr>
@@ -173,24 +212,6 @@
           <w:szCs w:val="24"/>
         </w:rPr>
         <w:t xml:space="preserve">{ДАТА}</w:t>
-      </w:r>
-    </w:p>
-    <w:p>
-      <w:pPr>
-        <w:spacing w:after="120"/>
-      </w:pPr>
-    </w:p>
-    <w:p>
-      <w:pPr>
-        <w:jc w:val="right"/>
-        <w:spacing w:after="0" w:before="0"/>
-      </w:pPr>
-      <w:r>
-        <w:rPr>
-          <w:sz w:val="24"/>
-          <w:szCs w:val="24"/>
-        </w:rPr>
-        <w:t xml:space="preserve">{ЗВАННЯ} ________________ {ПІБ}</w:t>
       </w:r>
     </w:p>
     <w:p>

--- a/client/public/templates/docx/skarga.docx
+++ b/client/public/templates/docx/skarga.docx
@@ -155,6 +155,91 @@
           <w:szCs w:val="24"/>
         </w:rPr>
         <w:t xml:space="preserve">Прошу провести перевірку зазначених фактів та вжити заходів для усунення допущених порушень і притягнення винних до відповідальності.</w:t>
+      </w:r>
+    </w:p>
+    <w:p>
+      <w:pPr>
+        <w:spacing w:after="120"/>
+      </w:pPr>
+    </w:p>
+    <w:p>
+      <w:pPr>
+        <w:jc w:val="left"/>
+        <w:spacing w:after="60" w:before="0"/>
+      </w:pPr>
+      <w:r>
+        <w:rPr>
+          <w:sz w:val="24"/>
+          <w:szCs w:val="24"/>
+          <w:b/>
+          <w:bCs/>
+        </w:rPr>
+        <w:t xml:space="preserve">Додатки:</w:t>
+      </w:r>
+    </w:p>
+    <w:p>
+      <w:pPr>
+        <w:jc w:val="left"/>
+        <w:spacing w:after="40" w:before="0"/>
+      </w:pPr>
+      <w:r>
+        <w:rPr>
+          <w:sz w:val="24"/>
+          <w:szCs w:val="24"/>
+        </w:rPr>
+        <w:t xml:space="preserve">1. Копія рапорту від {ДАТА} (на який не отримано відповіді / який було відхилено)</w:t>
+      </w:r>
+    </w:p>
+    <w:p>
+      <w:pPr>
+        <w:jc w:val="left"/>
+        <w:spacing w:after="40" w:before="0"/>
+      </w:pPr>
+      <w:r>
+        <w:rPr>
+          <w:sz w:val="24"/>
+          <w:szCs w:val="24"/>
+        </w:rPr>
+        <w:t xml:space="preserve">2. Копія відповіді командира (за наявності)</w:t>
+      </w:r>
+    </w:p>
+    <w:p>
+      <w:pPr>
+        <w:jc w:val="left"/>
+        <w:spacing w:after="40" w:before="0"/>
+      </w:pPr>
+      <w:r>
+        <w:rPr>
+          <w:sz w:val="24"/>
+          <w:szCs w:val="24"/>
+        </w:rPr>
+        <w:t xml:space="preserve">3. Копії документів, що підтверджують порушення прав</w:t>
+      </w:r>
+    </w:p>
+    <w:p>
+      <w:pPr>
+        <w:jc w:val="left"/>
+        <w:spacing w:after="40" w:before="0"/>
+      </w:pPr>
+      <w:r>
+        <w:rPr>
+          <w:sz w:val="24"/>
+          <w:szCs w:val="24"/>
+        </w:rPr>
+        <w:t xml:space="preserve">4. Копія витягу з наказу (за наявності)</w:t>
+      </w:r>
+    </w:p>
+    <w:p>
+      <w:pPr>
+        <w:jc w:val="left"/>
+        <w:spacing w:after="40" w:before="0"/>
+      </w:pPr>
+      <w:r>
+        <w:rPr>
+          <w:sz w:val="24"/>
+          <w:szCs w:val="24"/>
+        </w:rPr>
+        <w:t xml:space="preserve">5. Інші докази порушення (фото, скріншоти, свідчення)</w:t>
       </w:r>
     </w:p>
     <w:p>

--- a/client/public/templates/docx/skarga.docx
+++ b/client/public/templates/docx/skarga.docx
@@ -187,7 +187,7 @@
           <w:sz w:val="24"/>
           <w:szCs w:val="24"/>
         </w:rPr>
-        <w:t xml:space="preserve">1. Копія рапорту від {ДАТА} (на який не отримано відповіді / який було відхилено)</w:t>
+        <w:t xml:space="preserve">1. Копія рапорту від {ДАТА_РАПОРТУ} (на який не отримано відповіді / який було відхилено)</w:t>
       </w:r>
     </w:p>
     <w:p>

--- a/client/public/templates/docx/skarga.docx
+++ b/client/public/templates/docx/skarga.docx
@@ -656,6 +656,320 @@
           <w:szCs w:val="22"/>
         </w:rPr>
         <w:t xml:space="preserve">За законом, скарга повинна бути розглянута протягом 30 днів з наданням письмової відповіді (ЗУ «Про звернення громадян»). Невідповідь — підстава для звернення до прокуратури або суду.</w:t>
+      </w:r>
+    </w:p>
+    <w:p>
+      <w:pPr>
+        <w:jc w:val="center"/>
+        <w:spacing w:after="300" w:before="0"/>
+        <w:pageBreakBefore/>
+      </w:pPr>
+      <w:r>
+        <w:rPr>
+          <w:sz w:val="26"/>
+          <w:szCs w:val="26"/>
+          <w:b/>
+          <w:bCs/>
+          <w:color w:val="808080"/>
+        </w:rPr>
+        <w:t xml:space="preserve">ПРИКЛАД ЗАПОВНЕННЯ (вигадані дані — не подавати!)</w:t>
+      </w:r>
+    </w:p>
+    <w:p>
+      <w:pPr>
+        <w:jc w:val="right"/>
+        <w:spacing w:after="0" w:before="0"/>
+      </w:pPr>
+      <w:r>
+        <w:rPr>
+          <w:sz w:val="24"/>
+          <w:szCs w:val="24"/>
+        </w:rPr>
+        <w:t xml:space="preserve">Командир 15 окремої механізованої бригади</w:t>
+      </w:r>
+    </w:p>
+    <w:p>
+      <w:pPr>
+        <w:jc w:val="right"/>
+        <w:spacing w:after="0" w:before="0"/>
+      </w:pPr>
+      <w:r>
+        <w:rPr>
+          <w:sz w:val="24"/>
+          <w:szCs w:val="24"/>
+        </w:rPr>
+        <w:t xml:space="preserve">генерал-майор</w:t>
+      </w:r>
+    </w:p>
+    <w:p>
+      <w:pPr>
+        <w:jc w:val="right"/>
+        <w:spacing w:after="0" w:before="0"/>
+      </w:pPr>
+      <w:r>
+        <w:rPr>
+          <w:sz w:val="24"/>
+          <w:szCs w:val="24"/>
+        </w:rPr>
+        <w:t xml:space="preserve">РОМАНЕНКО Віктор Миколайович</w:t>
+      </w:r>
+    </w:p>
+    <w:p>
+      <w:pPr>
+        <w:spacing w:after="120"/>
+      </w:pPr>
+    </w:p>
+    <w:p>
+      <w:pPr>
+        <w:jc w:val="right"/>
+        <w:spacing w:after="0" w:before="0"/>
+      </w:pPr>
+      <w:r>
+        <w:rPr>
+          <w:sz w:val="24"/>
+          <w:szCs w:val="24"/>
+        </w:rPr>
+        <w:t xml:space="preserve">стрілець 2 механізованого відділення</w:t>
+      </w:r>
+    </w:p>
+    <w:p>
+      <w:pPr>
+        <w:jc w:val="right"/>
+        <w:spacing w:after="0" w:before="0"/>
+      </w:pPr>
+      <w:r>
+        <w:rPr>
+          <w:sz w:val="24"/>
+          <w:szCs w:val="24"/>
+        </w:rPr>
+        <w:t xml:space="preserve">солдат ДОРОШЕНКО Юрій Олександрович</w:t>
+      </w:r>
+    </w:p>
+    <w:p>
+      <w:pPr>
+        <w:jc w:val="right"/>
+        <w:spacing w:after="0" w:before="0"/>
+      </w:pPr>
+      <w:r>
+        <w:rPr>
+          <w:sz w:val="24"/>
+          <w:szCs w:val="24"/>
+        </w:rPr>
+        <w:t xml:space="preserve">1 механізована рота, в/ч А6789</w:t>
+      </w:r>
+    </w:p>
+    <w:p>
+      <w:pPr>
+        <w:spacing w:after="240"/>
+      </w:pPr>
+    </w:p>
+    <w:p>
+      <w:pPr>
+        <w:jc w:val="center"/>
+        <w:spacing w:after="200" w:before="0"/>
+      </w:pPr>
+      <w:r>
+        <w:rPr>
+          <w:sz w:val="28"/>
+          <w:szCs w:val="28"/>
+          <w:b/>
+          <w:bCs/>
+        </w:rPr>
+        <w:t xml:space="preserve">СКАРГА</w:t>
+      </w:r>
+    </w:p>
+    <w:p>
+      <w:pPr>
+        <w:jc w:val="left"/>
+        <w:spacing w:after="120" w:before="0"/>
+      </w:pPr>
+      <w:r>
+        <w:rPr>
+          <w:sz w:val="24"/>
+          <w:szCs w:val="24"/>
+        </w:rPr>
+        <w:t xml:space="preserve">Я, солдат ДОРОШЕНКО Юрій Олександрович, проходжу військову службу в 1 механізованій роті в/ч А6789 на посаді стрільця 2 механізованого відділення.</w:t>
+      </w:r>
+    </w:p>
+    <w:p>
+      <w:pPr>
+        <w:jc w:val="left"/>
+        <w:spacing w:after="120" w:before="0"/>
+      </w:pPr>
+      <w:r>
+        <w:rPr>
+          <w:sz w:val="24"/>
+          <w:szCs w:val="24"/>
+        </w:rPr>
+        <w:t xml:space="preserve">15 лютого 2026 року командир військової частини А6789 підполковник ЗАХАРЧЕНКО О.П. відмовив мені у наданні щорічної основної відпустки, мотивуючи це «відсутністю заміни», незважаючи на те, що я перебуваю в зоні бойових дій безперервно з 01.04.2025 (понад 10 місяців).</w:t>
+      </w:r>
+    </w:p>
+    <w:p>
+      <w:pPr>
+        <w:jc w:val="left"/>
+        <w:spacing w:after="120" w:before="0"/>
+      </w:pPr>
+      <w:r>
+        <w:rPr>
+          <w:sz w:val="24"/>
+          <w:szCs w:val="24"/>
+        </w:rPr>
+        <w:t xml:space="preserve">Зазначені дії порушують мої права як військовослужбовця, гарантовані Конституцією України та Законом України «Про соціальний і правовий захист військовослужбовців та членів їх сімей».</w:t>
+      </w:r>
+    </w:p>
+    <w:p>
+      <w:pPr>
+        <w:jc w:val="left"/>
+        <w:spacing w:after="120" w:before="0"/>
+      </w:pPr>
+      <w:r>
+        <w:rPr>
+          <w:sz w:val="24"/>
+          <w:szCs w:val="24"/>
+        </w:rPr>
+        <w:t xml:space="preserve">Відповідно до статті 7¹ Закону України «Про соціальний і правовий захист військовослужбовців та членів їх сімей», військовослужбовці мають право подавати скарги на дії (бездіяльність) командирів (начальників), які порушують їх права.</w:t>
+      </w:r>
+    </w:p>
+    <w:p>
+      <w:pPr>
+        <w:jc w:val="left"/>
+        <w:spacing w:after="120" w:before="0"/>
+      </w:pPr>
+      <w:r>
+        <w:rPr>
+          <w:sz w:val="24"/>
+          <w:szCs w:val="24"/>
+        </w:rPr>
+        <w:t xml:space="preserve">20.02.2026 мною було подано рапорт на відпустку (вх. №45 від 20.02.2026), на який я отримав усну відмову без письмового обґрунтування.</w:t>
+      </w:r>
+    </w:p>
+    <w:p>
+      <w:pPr>
+        <w:jc w:val="left"/>
+        <w:spacing w:after="120" w:before="0"/>
+      </w:pPr>
+      <w:r>
+        <w:rPr>
+          <w:sz w:val="24"/>
+          <w:szCs w:val="24"/>
+        </w:rPr>
+        <w:t xml:space="preserve">Прошу провести перевірку зазначених фактів та вжити заходів для усунення допущених порушень і забезпечення мого права на відпустку.</w:t>
+      </w:r>
+    </w:p>
+    <w:p>
+      <w:pPr>
+        <w:spacing w:after="120"/>
+      </w:pPr>
+    </w:p>
+    <w:p>
+      <w:pPr>
+        <w:jc w:val="left"/>
+        <w:spacing w:after="60" w:before="0"/>
+      </w:pPr>
+      <w:r>
+        <w:rPr>
+          <w:sz w:val="24"/>
+          <w:szCs w:val="24"/>
+          <w:b/>
+          <w:bCs/>
+        </w:rPr>
+        <w:t xml:space="preserve">Додатки:</w:t>
+      </w:r>
+    </w:p>
+    <w:p>
+      <w:pPr>
+        <w:jc w:val="left"/>
+        <w:spacing w:after="40" w:before="0"/>
+      </w:pPr>
+      <w:r>
+        <w:rPr>
+          <w:sz w:val="24"/>
+          <w:szCs w:val="24"/>
+        </w:rPr>
+        <w:t xml:space="preserve">1. Копія рапорту на відпустку від 20.02.2026 (вх. №45)</w:t>
+      </w:r>
+    </w:p>
+    <w:p>
+      <w:pPr>
+        <w:jc w:val="left"/>
+        <w:spacing w:after="40" w:before="0"/>
+      </w:pPr>
+      <w:r>
+        <w:rPr>
+          <w:sz w:val="24"/>
+          <w:szCs w:val="24"/>
+        </w:rPr>
+        <w:t xml:space="preserve">2. Довідка про строк безперервного перебування в зоні бойових дій</w:t>
+      </w:r>
+    </w:p>
+    <w:p>
+      <w:pPr>
+        <w:jc w:val="left"/>
+        <w:spacing w:after="40" w:before="0"/>
+      </w:pPr>
+      <w:r>
+        <w:rPr>
+          <w:sz w:val="24"/>
+          <w:szCs w:val="24"/>
+        </w:rPr>
+        <w:t xml:space="preserve">3. Копія посвідчення УБД серія БД №078901 від 10.10.2025</w:t>
+      </w:r>
+    </w:p>
+    <w:p>
+      <w:pPr>
+        <w:spacing w:after="240"/>
+      </w:pPr>
+    </w:p>
+    <w:p>
+      <w:pPr>
+        <w:jc w:val="right"/>
+        <w:spacing w:after="0" w:before="0"/>
+      </w:pPr>
+      <w:r>
+        <w:rPr>
+          <w:sz w:val="24"/>
+          <w:szCs w:val="24"/>
+        </w:rPr>
+        <w:t xml:space="preserve">стрілець 2 механізованого відділення</w:t>
+      </w:r>
+    </w:p>
+    <w:p>
+      <w:pPr>
+        <w:jc w:val="right"/>
+        <w:spacing w:after="0" w:before="0"/>
+      </w:pPr>
+      <w:r>
+        <w:rPr>
+          <w:sz w:val="24"/>
+          <w:szCs w:val="24"/>
+        </w:rPr>
+        <w:t xml:space="preserve">1 механізована рота, в/ч А6789</w:t>
+      </w:r>
+    </w:p>
+    <w:p>
+      <w:pPr>
+        <w:jc w:val="right"/>
+        <w:spacing w:after="0" w:before="0"/>
+      </w:pPr>
+      <w:r>
+        <w:rPr>
+          <w:sz w:val="24"/>
+          <w:szCs w:val="24"/>
+        </w:rPr>
+        <w:t xml:space="preserve">солдат        ДОРОШЕНКО Юрій Олександрович</w:t>
+      </w:r>
+    </w:p>
+    <w:p>
+      <w:pPr>
+        <w:jc w:val="left"/>
+        <w:spacing w:after="0" w:before="0"/>
+      </w:pPr>
+      <w:r>
+        <w:rPr>
+          <w:sz w:val="24"/>
+          <w:szCs w:val="24"/>
+        </w:rPr>
+        <w:t xml:space="preserve">01 квітня 2026 р.</w:t>
       </w:r>
     </w:p>
     <w:sectPr>
